--- a/typing_practice/2026-03-27/2026-03-27.docx
+++ b/typing_practice/2026-03-27/2026-03-27.docx
@@ -74,7 +74,15 @@
         <w:rPr>
           <w:rFonts w:ascii="Times New Roman" w:hAnsi="Times New Roman" w:cs="Times New Roman"/>
         </w:rPr>
-        <w:t xml:space="preserve"> + (m+1)x + 4m (1)</w:t>
+        <w:t xml:space="preserve"> + (m+1)x + 4m </w:t>
+      </w:r>
+      <w:r>
+        <w:rPr>
+          <w:rFonts w:ascii="Times New Roman" w:hAnsi="Times New Roman" w:cs="Times New Roman"/>
+          <w:i/>
+          <w:iCs/>
+        </w:rPr>
+        <w:t>(1)</w:t>
       </w:r>
     </w:p>
     <w:p>
@@ -88,7 +96,21 @@
           <w:rFonts w:ascii="Times New Roman" w:hAnsi="Times New Roman" w:cs="Times New Roman"/>
         </w:rPr>
         <w:tab/>
-        <w:t>1/ Khảo sát và vẽ đồ thị (1) khi m = -1</w:t>
+        <w:t xml:space="preserve">1/ Khảo sát và vẽ đồ thị </w:t>
+      </w:r>
+      <w:r>
+        <w:rPr>
+          <w:rFonts w:ascii="Times New Roman" w:hAnsi="Times New Roman" w:cs="Times New Roman"/>
+          <w:i/>
+          <w:iCs/>
+        </w:rPr>
+        <w:t>(1)</w:t>
+      </w:r>
+      <w:r>
+        <w:rPr>
+          <w:rFonts w:ascii="Times New Roman" w:hAnsi="Times New Roman" w:cs="Times New Roman"/>
+        </w:rPr>
+        <w:t xml:space="preserve"> khi m = -1</w:t>
       </w:r>
     </w:p>
     <w:p>
@@ -102,7 +124,21 @@
           <w:rFonts w:ascii="Times New Roman" w:hAnsi="Times New Roman" w:cs="Times New Roman"/>
         </w:rPr>
         <w:tab/>
-        <w:t>2/ Với giá trị nào của m, hàm (1) đồng biến trong khoảng (-1,1)</w:t>
+        <w:t xml:space="preserve">2/ Với giá trị nào của m, hàm </w:t>
+      </w:r>
+      <w:r>
+        <w:rPr>
+          <w:rFonts w:ascii="Times New Roman" w:hAnsi="Times New Roman" w:cs="Times New Roman"/>
+          <w:i/>
+          <w:iCs/>
+        </w:rPr>
+        <w:t>(1)</w:t>
+      </w:r>
+      <w:r>
+        <w:rPr>
+          <w:rFonts w:ascii="Times New Roman" w:hAnsi="Times New Roman" w:cs="Times New Roman"/>
+        </w:rPr>
+        <w:t xml:space="preserve"> đồng biến trong khoảng (-1,1)</w:t>
       </w:r>
     </w:p>
     <w:p>
